--- a/IT351_Project-Phase 1 .docx
+++ b/IT351_Project-Phase 1 .docx
@@ -80,7 +80,6 @@
                               <w:dataBinding w:prefixMappings="xmlns:ns0='http://purl.org/dc/elements/1.1/' xmlns:ns1='http://schemas.openxmlformats.org/package/2006/metadata/core-properties' " w:xpath="/ns1:coreProperties[1]/ns0:title[1]" w:storeItemID="{6C3C8BC8-F283-45AE-878A-BAB7291924A1}"/>
                               <w:text/>
                             </w:sdtPr>
-                            <w:sdtEndPr/>
                             <w:sdtContent>
                               <w:p>
                                 <w:pPr>
@@ -145,7 +144,6 @@
                                 <w:dataBinding w:prefixMappings="xmlns:ns0='http://purl.org/dc/elements/1.1/' xmlns:ns1='http://schemas.openxmlformats.org/package/2006/metadata/core-properties' " w:xpath="/ns1:coreProperties[1]/ns0:subject[1]" w:storeItemID="{6C3C8BC8-F283-45AE-878A-BAB7291924A1}"/>
                                 <w:text/>
                               </w:sdtPr>
-                              <w:sdtEndPr/>
                               <w:sdtContent>
                                 <w:r>
                                   <w:rPr>
@@ -388,7 +386,6 @@
                               <w:dataBinding w:prefixMappings="xmlns:ns0='http://schemas.microsoft.com/office/2006/coverPageProps'" w:xpath="/ns0:CoverPageProperties[1]/ns0:Abstract[1]" w:storeItemID="{55AF091B-3C7A-41E3-B477-F2FDAA23CFDA}"/>
                               <w:text/>
                             </w:sdtPr>
-                            <w:sdtEndPr/>
                             <w:sdtContent>
                               <w:p>
                                 <w:pPr>
@@ -1164,7 +1161,6 @@
           <w:docPartUnique/>
         </w:docPartObj>
       </w:sdtPr>
-      <w:sdtEndPr/>
       <w:sdtContent>
         <w:p>
           <w:pPr>
@@ -1252,7 +1248,6 @@
                                     <w:dataBinding w:prefixMappings="xmlns:ns0='http://schemas.openxmlformats.org/officeDocument/2006/extended-properties' " w:xpath="/ns0:Properties[1]/ns0:Company[1]" w:storeItemID="{6668398D-A668-4E3E-A5EB-62B293D839F1}"/>
                                     <w:text/>
                                   </w:sdtPr>
-                                  <w:sdtEndPr/>
                                   <w:sdtContent>
                                     <w:r>
                                       <w:t>Student Details:                                            CRN:</w:t>
@@ -1374,6 +1369,15 @@
                                         </w:rPr>
                                         <w:t xml:space="preserve">Name: </w:t>
                                       </w:r>
+                                      <w:r>
+                                        <w:rPr>
+                                          <w:b/>
+                                          <w:bCs/>
+                                          <w:sz w:val="28"/>
+                                          <w:szCs w:val="28"/>
+                                        </w:rPr>
+                                        <w:t xml:space="preserve">Leen Abdulsalam </w:t>
+                                      </w:r>
                                     </w:p>
                                     <w:p>
                                       <w:pPr>
@@ -1481,6 +1485,13 @@
                                       <w:r>
                                         <w:t xml:space="preserve"> </w:t>
                                       </w:r>
+                                      <w:r>
+                                        <w:rPr>
+                                          <w:sz w:val="28"/>
+                                          <w:szCs w:val="28"/>
+                                        </w:rPr>
+                                        <w:t>S240020581</w:t>
+                                      </w:r>
                                     </w:p>
                                     <w:p>
                                       <w:pPr>
@@ -1569,7 +1580,11 @@
               </mc:Choice>
               <mc:Fallback>
                 <w:pict>
-                  <v:shape w14:anchorId="7CBAAF0B" id="Text Box 15" o:spid="_x0000_s1028" type="#_x0000_t202" alt="contact info" style="position:absolute;left:0;text-align:left;margin-left:8.4pt;margin-top:253.6pt;width:597.5pt;height:92.65pt;z-index:251655168;visibility:visible;mso-wrap-style:square;mso-width-percent:0;mso-height-percent:0;mso-wrap-distance-left:9pt;mso-wrap-distance-top:0;mso-wrap-distance-right:9pt;mso-wrap-distance-bottom:0;mso-position-horizontal:absolute;mso-position-horizontal-relative:page;mso-position-vertical:absolute;mso-position-vertical-relative:margin;mso-width-percent:0;mso-height-percent:0;mso-width-relative:margin;mso-height-relative:margin;v-text-anchor:bottom" o:gfxdata="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" o:allowoverlap="f" filled="f" stroked="f" strokeweight=".5pt">
+                  <v:shapetype w14:anchorId="7CBAAF0B" id="_x0000_t202" coordsize="21600,21600" o:spt="202" path="m,l,21600r21600,l21600,xe">
+                    <v:stroke joinstyle="miter"/>
+                    <v:path gradientshapeok="t" o:connecttype="rect"/>
+                  </v:shapetype>
+                  <v:shape id="Text Box 15" o:spid="_x0000_s1028" type="#_x0000_t202" alt="contact info" style="position:absolute;left:0;text-align:left;margin-left:8.4pt;margin-top:253.6pt;width:597.5pt;height:92.65pt;z-index:251655168;visibility:visible;mso-wrap-style:square;mso-width-percent:0;mso-height-percent:0;mso-wrap-distance-left:9pt;mso-wrap-distance-top:0;mso-wrap-distance-right:9pt;mso-wrap-distance-bottom:0;mso-position-horizontal:absolute;mso-position-horizontal-relative:page;mso-position-vertical:absolute;mso-position-vertical-relative:margin;mso-width-percent:0;mso-height-percent:0;mso-width-relative:margin;mso-height-relative:margin;v-text-anchor:bottom" o:gfxdata="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" o:allowoverlap="f" filled="f" stroked="f" strokeweight=".5pt">
                     <v:textbox inset="0,0,0,0">
                       <w:txbxContent>
                         <w:p>
@@ -1584,7 +1599,6 @@
                               <w:dataBinding w:prefixMappings="xmlns:ns0='http://schemas.openxmlformats.org/officeDocument/2006/extended-properties' " w:xpath="/ns0:Properties[1]/ns0:Company[1]" w:storeItemID="{6668398D-A668-4E3E-A5EB-62B293D839F1}"/>
                               <w:text/>
                             </w:sdtPr>
-                            <w:sdtEndPr/>
                             <w:sdtContent>
                               <w:r>
                                 <w:t>Student Details:                                            CRN:</w:t>
@@ -1706,6 +1720,15 @@
                                   </w:rPr>
                                   <w:t xml:space="preserve">Name: </w:t>
                                 </w:r>
+                                <w:r>
+                                  <w:rPr>
+                                    <w:b/>
+                                    <w:bCs/>
+                                    <w:sz w:val="28"/>
+                                    <w:szCs w:val="28"/>
+                                  </w:rPr>
+                                  <w:t xml:space="preserve">Leen Abdulsalam </w:t>
+                                </w:r>
                               </w:p>
                               <w:p>
                                 <w:pPr>
@@ -1812,6 +1835,13 @@
                                 </w:r>
                                 <w:r>
                                   <w:t xml:space="preserve"> </w:t>
+                                </w:r>
+                                <w:r>
+                                  <w:rPr>
+                                    <w:sz w:val="28"/>
+                                    <w:szCs w:val="28"/>
+                                  </w:rPr>
+                                  <w:t>S240020581</w:t>
                                 </w:r>
                               </w:p>
                               <w:p>
@@ -3826,6 +3856,7 @@
         <w:pict w14:anchorId="6AA25D43">
           <v:rect id="Horizontal Line 1" o:spid="_x0000_s2054" alt="" style="width:421.2pt;height:.35pt;visibility:visible;mso-wrap-style:square;mso-width-percent:0;mso-height-percent:0;mso-left-percent:-10001;mso-top-percent:-10001;mso-position-horizontal:absolute;mso-position-horizontal-relative:char;mso-position-vertical:absolute;mso-position-vertical-relative:line;mso-width-percent:0;mso-height-percent:0;mso-left-percent:-10001;mso-top-percent:-10001;v-text-anchor:top" fillcolor="#404040" stroked="f">
             <o:lock v:ext="edit" rotation="t" aspectratio="t" verticies="t" text="t" shapetype="t"/>
+            <w10:wrap type="none"/>
             <w10:anchorlock/>
           </v:rect>
         </w:pict>
@@ -4218,6 +4249,7 @@
         <w:pict w14:anchorId="177716BE">
           <v:rect id="Horizontal Line 2" o:spid="_x0000_s2053" alt="" style="width:421.2pt;height:.35pt;visibility:visible;mso-wrap-style:square;mso-width-percent:0;mso-height-percent:0;mso-left-percent:-10001;mso-top-percent:-10001;mso-position-horizontal:absolute;mso-position-horizontal-relative:char;mso-position-vertical:absolute;mso-position-vertical-relative:line;mso-width-percent:0;mso-height-percent:0;mso-left-percent:-10001;mso-top-percent:-10001;v-text-anchor:top" fillcolor="#404040" stroked="f">
             <o:lock v:ext="edit" rotation="t" aspectratio="t" verticies="t" text="t" shapetype="t"/>
+            <w10:wrap type="none"/>
             <w10:anchorlock/>
           </v:rect>
         </w:pict>
@@ -4865,6 +4897,7 @@
         <w:pict w14:anchorId="557555D7">
           <v:rect id="Horizontal Line 3" o:spid="_x0000_s2052" alt="" style="width:421.2pt;height:.35pt;visibility:visible;mso-wrap-style:square;mso-width-percent:0;mso-height-percent:0;mso-left-percent:-10001;mso-top-percent:-10001;mso-position-horizontal:absolute;mso-position-horizontal-relative:char;mso-position-vertical:absolute;mso-position-vertical-relative:line;mso-width-percent:0;mso-height-percent:0;mso-left-percent:-10001;mso-top-percent:-10001;v-text-anchor:top" fillcolor="#404040" stroked="f">
             <o:lock v:ext="edit" rotation="t" aspectratio="t" verticies="t" text="t" shapetype="t"/>
+            <w10:wrap type="none"/>
             <w10:anchorlock/>
           </v:rect>
         </w:pict>
@@ -5350,6 +5383,7 @@
         <w:pict w14:anchorId="71DADF20">
           <v:rect id="Horizontal Line 4" o:spid="_x0000_s2051" alt="" style="width:421.2pt;height:.35pt;visibility:visible;mso-wrap-style:square;mso-width-percent:0;mso-height-percent:0;mso-left-percent:-10001;mso-top-percent:-10001;mso-position-horizontal:absolute;mso-position-horizontal-relative:char;mso-position-vertical:absolute;mso-position-vertical-relative:line;mso-width-percent:0;mso-height-percent:0;mso-left-percent:-10001;mso-top-percent:-10001;v-text-anchor:top" fillcolor="#404040" stroked="f">
             <o:lock v:ext="edit" rotation="t" aspectratio="t" verticies="t" text="t" shapetype="t"/>
+            <w10:wrap type="none"/>
             <w10:anchorlock/>
           </v:rect>
         </w:pict>
@@ -5611,6 +5645,7 @@
         <w:pict w14:anchorId="1C34A617">
           <v:rect id="Horizontal Line 5" o:spid="_x0000_s2050" alt="" style="width:421.2pt;height:.35pt;visibility:visible;mso-wrap-style:square;mso-width-percent:0;mso-height-percent:0;mso-left-percent:-10001;mso-top-percent:-10001;mso-position-horizontal:absolute;mso-position-horizontal-relative:char;mso-position-vertical:absolute;mso-position-vertical-relative:line;mso-width-percent:0;mso-height-percent:0;mso-left-percent:-10001;mso-top-percent:-10001;v-text-anchor:top" fillcolor="#404040" stroked="f">
             <o:lock v:ext="edit" rotation="t" aspectratio="t" verticies="t" text="t" shapetype="t"/>
+            <w10:wrap type="none"/>
             <w10:anchorlock/>
           </v:rect>
         </w:pict>
@@ -8044,7 +8079,302 @@
           <w:sz w:val="24"/>
           <w:szCs w:val="24"/>
           <w:rtl/>
-          <w:lang/>
+        </w:rPr>
+      </w:pPr>
+    </w:p>
+    <w:p>
+      <w:pPr>
+        <w:spacing w:after="0" w:line="240" w:lineRule="auto"/>
+        <w:ind w:firstLine="360"/>
+        <w:rPr>
+          <w:rFonts w:ascii="Times New Roman" w:eastAsia="Times New Roman" w:hAnsi="Times New Roman" w:cs="Times New Roman"/>
+          <w:color w:val="000000"/>
+          <w:sz w:val="22"/>
+          <w:szCs w:val="22"/>
+          <w:lang w:eastAsia="en-US"/>
+        </w:rPr>
+      </w:pPr>
+      <w:r>
+        <w:rPr>
+          <w:rFonts w:ascii="Times New Roman" w:eastAsia="Times New Roman" w:hAnsi="Times New Roman" w:cs="Times New Roman"/>
+          <w:color w:val="000000"/>
+          <w:sz w:val="22"/>
+          <w:szCs w:val="22"/>
+          <w:lang w:eastAsia="en-US"/>
+        </w:rPr>
+        <w:t>objective of using Cisco Packet Tracer is to design and simulate the required network before implementation. It helps us connect devices, configure IP addresses, and understand how networks operate. Packet Tracer is easy to use, saves time and cost, and allows us to test the network and identify errors without using real networking equipment.</w:t>
+      </w:r>
+    </w:p>
+    <w:p>
+      <w:pPr>
+        <w:spacing w:after="0" w:line="240" w:lineRule="auto"/>
+        <w:ind w:firstLine="360"/>
+        <w:rPr>
+          <w:rFonts w:ascii="Times New Roman" w:eastAsia="Times New Roman" w:hAnsi="Times New Roman" w:cs="Times New Roman"/>
+          <w:color w:val="000000"/>
+          <w:sz w:val="22"/>
+          <w:szCs w:val="22"/>
+          <w:lang w:eastAsia="en-US"/>
+        </w:rPr>
+      </w:pPr>
+    </w:p>
+    <w:p>
+      <w:pPr>
+        <w:spacing w:after="0" w:line="240" w:lineRule="auto"/>
+        <w:ind w:firstLine="360"/>
+        <w:rPr>
+          <w:rFonts w:ascii="Times New Roman" w:eastAsia="Times New Roman" w:hAnsi="Times New Roman" w:cs="Times New Roman"/>
+          <w:color w:val="000000"/>
+          <w:sz w:val="22"/>
+          <w:szCs w:val="22"/>
+          <w:lang w:eastAsia="en-US"/>
+        </w:rPr>
+      </w:pPr>
+    </w:p>
+    <w:p>
+      <w:pPr>
+        <w:spacing w:after="0" w:line="240" w:lineRule="auto"/>
+        <w:ind w:firstLine="360"/>
+        <w:rPr>
+          <w:rFonts w:ascii="Times New Roman" w:eastAsia="Times New Roman" w:hAnsi="Times New Roman" w:cs="Times New Roman"/>
+          <w:color w:val="000000"/>
+          <w:sz w:val="22"/>
+          <w:szCs w:val="22"/>
+          <w:lang w:eastAsia="en-US"/>
+        </w:rPr>
+      </w:pPr>
+    </w:p>
+    <w:p>
+      <w:pPr>
+        <w:spacing w:after="0" w:line="240" w:lineRule="auto"/>
+        <w:ind w:firstLine="360"/>
+        <w:rPr>
+          <w:rFonts w:ascii="Times New Roman" w:eastAsia="Times New Roman" w:hAnsi="Times New Roman" w:cs="Times New Roman"/>
+          <w:color w:val="000000"/>
+          <w:sz w:val="22"/>
+          <w:szCs w:val="22"/>
+          <w:lang w:eastAsia="en-US"/>
+        </w:rPr>
+      </w:pPr>
+    </w:p>
+    <w:p>
+      <w:pPr>
+        <w:spacing w:after="0" w:line="240" w:lineRule="auto"/>
+        <w:ind w:firstLine="360"/>
+        <w:rPr>
+          <w:rFonts w:ascii="Times New Roman" w:eastAsia="Times New Roman" w:hAnsi="Times New Roman" w:cs="Times New Roman"/>
+          <w:color w:val="000000"/>
+          <w:sz w:val="22"/>
+          <w:szCs w:val="22"/>
+          <w:lang w:eastAsia="en-US"/>
+        </w:rPr>
+      </w:pPr>
+    </w:p>
+    <w:p>
+      <w:pPr>
+        <w:spacing w:after="0" w:line="240" w:lineRule="auto"/>
+        <w:ind w:firstLine="360"/>
+        <w:rPr>
+          <w:rFonts w:ascii="Times New Roman" w:eastAsia="Times New Roman" w:hAnsi="Times New Roman" w:cs="Times New Roman"/>
+          <w:color w:val="000000"/>
+          <w:sz w:val="22"/>
+          <w:szCs w:val="22"/>
+          <w:lang w:eastAsia="en-US"/>
+        </w:rPr>
+      </w:pPr>
+    </w:p>
+    <w:p>
+      <w:pPr>
+        <w:spacing w:after="0" w:line="240" w:lineRule="auto"/>
+        <w:ind w:firstLine="360"/>
+        <w:rPr>
+          <w:rFonts w:ascii="Times New Roman" w:eastAsia="Times New Roman" w:hAnsi="Times New Roman" w:cs="Times New Roman"/>
+          <w:color w:val="000000"/>
+          <w:sz w:val="22"/>
+          <w:szCs w:val="22"/>
+          <w:lang w:eastAsia="en-US"/>
+        </w:rPr>
+      </w:pPr>
+    </w:p>
+    <w:p>
+      <w:pPr>
+        <w:spacing w:after="0" w:line="240" w:lineRule="auto"/>
+        <w:ind w:firstLine="360"/>
+        <w:rPr>
+          <w:rFonts w:ascii="Times New Roman" w:eastAsia="Times New Roman" w:hAnsi="Times New Roman" w:cs="Times New Roman"/>
+          <w:color w:val="000000"/>
+          <w:sz w:val="22"/>
+          <w:szCs w:val="22"/>
+          <w:lang w:eastAsia="en-US"/>
+        </w:rPr>
+      </w:pPr>
+    </w:p>
+    <w:p>
+      <w:pPr>
+        <w:spacing w:after="0" w:line="240" w:lineRule="auto"/>
+        <w:ind w:firstLine="360"/>
+        <w:rPr>
+          <w:rFonts w:ascii="Times New Roman" w:eastAsia="Times New Roman" w:hAnsi="Times New Roman" w:cs="Times New Roman"/>
+          <w:color w:val="000000"/>
+          <w:sz w:val="22"/>
+          <w:szCs w:val="22"/>
+          <w:lang w:eastAsia="en-US"/>
+        </w:rPr>
+      </w:pPr>
+    </w:p>
+    <w:p>
+      <w:pPr>
+        <w:spacing w:after="0" w:line="240" w:lineRule="auto"/>
+        <w:ind w:firstLine="360"/>
+        <w:rPr>
+          <w:rFonts w:ascii="Times New Roman" w:eastAsia="Times New Roman" w:hAnsi="Times New Roman" w:cs="Times New Roman"/>
+          <w:color w:val="000000"/>
+          <w:sz w:val="22"/>
+          <w:szCs w:val="22"/>
+          <w:lang w:eastAsia="en-US"/>
+        </w:rPr>
+      </w:pPr>
+    </w:p>
+    <w:p>
+      <w:pPr>
+        <w:spacing w:after="0" w:line="240" w:lineRule="auto"/>
+        <w:ind w:firstLine="360"/>
+        <w:rPr>
+          <w:rFonts w:ascii="Times New Roman" w:eastAsia="Times New Roman" w:hAnsi="Times New Roman" w:cs="Times New Roman"/>
+          <w:color w:val="000000"/>
+          <w:sz w:val="22"/>
+          <w:szCs w:val="22"/>
+          <w:lang w:eastAsia="en-US"/>
+        </w:rPr>
+      </w:pPr>
+    </w:p>
+    <w:p>
+      <w:pPr>
+        <w:spacing w:after="0" w:line="240" w:lineRule="auto"/>
+        <w:ind w:firstLine="360"/>
+        <w:rPr>
+          <w:rFonts w:ascii="Times New Roman" w:eastAsia="Times New Roman" w:hAnsi="Times New Roman" w:cs="Times New Roman"/>
+          <w:color w:val="000000"/>
+          <w:sz w:val="22"/>
+          <w:szCs w:val="22"/>
+          <w:lang w:eastAsia="en-US"/>
+        </w:rPr>
+      </w:pPr>
+    </w:p>
+    <w:p>
+      <w:pPr>
+        <w:spacing w:after="0" w:line="240" w:lineRule="auto"/>
+        <w:ind w:firstLine="360"/>
+        <w:rPr>
+          <w:rFonts w:ascii="Times New Roman" w:eastAsia="Times New Roman" w:hAnsi="Times New Roman" w:cs="Times New Roman"/>
+          <w:color w:val="000000"/>
+          <w:sz w:val="22"/>
+          <w:szCs w:val="22"/>
+          <w:lang w:eastAsia="en-US"/>
+        </w:rPr>
+      </w:pPr>
+    </w:p>
+    <w:p>
+      <w:pPr>
+        <w:spacing w:after="0" w:line="240" w:lineRule="auto"/>
+        <w:ind w:firstLine="360"/>
+        <w:rPr>
+          <w:rFonts w:ascii="Times New Roman" w:eastAsia="Times New Roman" w:hAnsi="Times New Roman" w:cs="Times New Roman"/>
+          <w:color w:val="000000"/>
+          <w:sz w:val="22"/>
+          <w:szCs w:val="22"/>
+          <w:lang w:eastAsia="en-US"/>
+        </w:rPr>
+      </w:pPr>
+    </w:p>
+    <w:p>
+      <w:pPr>
+        <w:spacing w:after="0" w:line="240" w:lineRule="auto"/>
+        <w:ind w:firstLine="360"/>
+        <w:rPr>
+          <w:rFonts w:ascii="Times New Roman" w:eastAsia="Times New Roman" w:hAnsi="Times New Roman" w:cs="Times New Roman"/>
+          <w:color w:val="000000"/>
+          <w:sz w:val="22"/>
+          <w:szCs w:val="22"/>
+          <w:lang w:eastAsia="en-US"/>
+        </w:rPr>
+      </w:pPr>
+    </w:p>
+    <w:p>
+      <w:pPr>
+        <w:spacing w:after="0" w:line="240" w:lineRule="auto"/>
+        <w:ind w:firstLine="360"/>
+        <w:rPr>
+          <w:rFonts w:ascii="Times New Roman" w:eastAsia="Times New Roman" w:hAnsi="Times New Roman" w:cs="Times New Roman"/>
+          <w:color w:val="000000"/>
+          <w:sz w:val="22"/>
+          <w:szCs w:val="22"/>
+          <w:lang w:eastAsia="en-US"/>
+        </w:rPr>
+      </w:pPr>
+    </w:p>
+    <w:p>
+      <w:pPr>
+        <w:spacing w:after="0" w:line="240" w:lineRule="auto"/>
+        <w:ind w:firstLine="360"/>
+        <w:rPr>
+          <w:rFonts w:ascii="Times New Roman" w:eastAsia="Times New Roman" w:hAnsi="Times New Roman" w:cs="Times New Roman"/>
+          <w:color w:val="000000"/>
+          <w:sz w:val="22"/>
+          <w:szCs w:val="22"/>
+          <w:lang w:eastAsia="en-US"/>
+        </w:rPr>
+      </w:pPr>
+    </w:p>
+    <w:p>
+      <w:pPr>
+        <w:spacing w:after="0" w:line="240" w:lineRule="auto"/>
+        <w:ind w:firstLine="360"/>
+        <w:rPr>
+          <w:rFonts w:ascii="Times New Roman" w:eastAsia="Times New Roman" w:hAnsi="Times New Roman" w:cs="Times New Roman"/>
+          <w:color w:val="000000"/>
+          <w:sz w:val="22"/>
+          <w:szCs w:val="22"/>
+          <w:lang w:eastAsia="en-US"/>
+        </w:rPr>
+      </w:pPr>
+    </w:p>
+    <w:p>
+      <w:pPr>
+        <w:spacing w:after="0" w:line="240" w:lineRule="auto"/>
+        <w:ind w:firstLine="360"/>
+        <w:rPr>
+          <w:rFonts w:ascii="Times New Roman" w:eastAsia="Times New Roman" w:hAnsi="Times New Roman" w:cs="Times New Roman"/>
+          <w:color w:val="000000"/>
+          <w:sz w:val="22"/>
+          <w:szCs w:val="22"/>
+          <w:lang w:eastAsia="en-US"/>
+        </w:rPr>
+      </w:pPr>
+    </w:p>
+    <w:p>
+      <w:pPr>
+        <w:spacing w:after="0" w:line="240" w:lineRule="auto"/>
+        <w:ind w:firstLine="360"/>
+        <w:rPr>
+          <w:rFonts w:ascii="Times New Roman" w:eastAsia="Times New Roman" w:hAnsi="Times New Roman" w:cs="Times New Roman"/>
+          <w:color w:val="000000"/>
+          <w:sz w:val="22"/>
+          <w:szCs w:val="22"/>
+          <w:lang w:eastAsia="en-US"/>
+        </w:rPr>
+      </w:pPr>
+    </w:p>
+    <w:p>
+      <w:pPr>
+        <w:spacing w:after="0" w:line="240" w:lineRule="auto"/>
+        <w:ind w:firstLine="360"/>
+        <w:rPr>
+          <w:rFonts w:ascii="Times New Roman" w:eastAsia="Times New Roman" w:hAnsi="Times New Roman" w:cs="Times New Roman"/>
+          <w:color w:val="000000"/>
+          <w:sz w:val="22"/>
+          <w:szCs w:val="22"/>
+          <w:lang w:eastAsia="en-US"/>
         </w:rPr>
       </w:pPr>
     </w:p>
@@ -8063,25 +8393,60 @@
       <w:r>
         <w:rPr>
           <w:rFonts w:ascii="Times New Roman" w:eastAsia="Times New Roman" w:hAnsi="Times New Roman" w:cs="Times New Roman"/>
-          <w:color w:val="000000"/>
-          <w:sz w:val="22"/>
-          <w:szCs w:val="22"/>
-          <w:lang w:eastAsia="en-US"/>
-        </w:rPr>
-        <w:t>objective of using Cisco Packet Tracer is to design and simulate the required network before implementation. It helps us connect devices, configure IP addresses, and understand how networks operate. Packet Tracer is easy to use, saves time and cost, and allows us to test the network and identify errors without using real networking equipment.</w:t>
-      </w:r>
-    </w:p>
-    <w:p>
-      <w:pPr>
-        <w:pStyle w:val="ListParagraph"/>
-        <w:spacing w:after="0" w:line="240" w:lineRule="auto"/>
-        <w:rPr>
-          <w:rFonts w:ascii="Times New Roman" w:eastAsia="Times New Roman" w:hAnsi="Times New Roman" w:cs="Times New Roman"/>
           <w:color w:val="auto"/>
           <w:sz w:val="22"/>
           <w:szCs w:val="22"/>
           <w:lang w:eastAsia="en-US"/>
         </w:rPr>
+        <w:lastRenderedPageBreak/>
+        <w:drawing>
+          <wp:inline distT="0" distB="0" distL="0" distR="0" wp14:anchorId="3ED5FE16" wp14:editId="2617D8C0">
+            <wp:extent cx="5349240" cy="2997200"/>
+            <wp:effectExtent l="0" t="0" r="3810" b="0"/>
+            <wp:docPr id="1784180866" name="Picture 1"/>
+            <wp:cNvGraphicFramePr>
+              <a:graphicFrameLocks xmlns:a="http://schemas.openxmlformats.org/drawingml/2006/main" noChangeAspect="1"/>
+            </wp:cNvGraphicFramePr>
+            <a:graphic xmlns:a="http://schemas.openxmlformats.org/drawingml/2006/main">
+              <a:graphicData uri="http://schemas.openxmlformats.org/drawingml/2006/picture">
+                <pic:pic xmlns:pic="http://schemas.openxmlformats.org/drawingml/2006/picture">
+                  <pic:nvPicPr>
+                    <pic:cNvPr id="1784180866" name=""/>
+                    <pic:cNvPicPr/>
+                  </pic:nvPicPr>
+                  <pic:blipFill>
+                    <a:blip r:embed="rId23"/>
+                    <a:stretch>
+                      <a:fillRect/>
+                    </a:stretch>
+                  </pic:blipFill>
+                  <pic:spPr>
+                    <a:xfrm>
+                      <a:off x="0" y="0"/>
+                      <a:ext cx="5349240" cy="2997200"/>
+                    </a:xfrm>
+                    <a:prstGeom prst="rect">
+                      <a:avLst/>
+                    </a:prstGeom>
+                  </pic:spPr>
+                </pic:pic>
+              </a:graphicData>
+            </a:graphic>
+          </wp:inline>
+        </w:drawing>
+      </w:r>
+    </w:p>
+    <w:p>
+      <w:pPr>
+        <w:pStyle w:val="ListParagraph"/>
+        <w:spacing w:after="0" w:line="240" w:lineRule="auto"/>
+        <w:rPr>
+          <w:rFonts w:ascii="Times New Roman" w:eastAsia="Times New Roman" w:hAnsi="Times New Roman" w:cs="Times New Roman"/>
+          <w:color w:val="auto"/>
+          <w:sz w:val="22"/>
+          <w:szCs w:val="22"/>
+          <w:lang w:eastAsia="en-US"/>
+        </w:rPr>
       </w:pPr>
     </w:p>
     <w:p>
@@ -8093,12 +8458,437 @@
           <w:lang w:val="en-GB"/>
         </w:rPr>
       </w:pPr>
+      <w:r>
+        <w:rPr>
+          <w:rFonts w:ascii="Times New Roman" w:eastAsia="Times New Roman" w:hAnsi="Times New Roman" w:cs="Times New Roman"/>
+          <w:sz w:val="24"/>
+          <w:szCs w:val="24"/>
+          <w:lang w:val="en-GB"/>
+        </w:rPr>
+        <w:t>My task was setting up the WAN connectivity by adding Cisco 2811 routers (router 1 for Main Campus and router 0 for Branch Campus)</w:t>
+      </w:r>
+    </w:p>
+    <w:p>
+      <w:pPr>
+        <w:rPr>
+          <w:rFonts w:ascii="Times New Roman" w:eastAsia="Times New Roman" w:hAnsi="Times New Roman" w:cs="Times New Roman"/>
+          <w:sz w:val="24"/>
+          <w:szCs w:val="24"/>
+          <w:lang w:val="en-GB"/>
+        </w:rPr>
+      </w:pPr>
+    </w:p>
+    <w:p>
+      <w:pPr>
+        <w:rPr>
+          <w:rFonts w:ascii="Times New Roman" w:eastAsia="Times New Roman" w:hAnsi="Times New Roman" w:cs="Times New Roman"/>
+          <w:sz w:val="24"/>
+          <w:szCs w:val="24"/>
+          <w:lang w:val="en-GB"/>
+        </w:rPr>
+      </w:pPr>
+    </w:p>
+    <w:p>
+      <w:pPr>
+        <w:rPr>
+          <w:rFonts w:ascii="Times New Roman" w:eastAsia="Times New Roman" w:hAnsi="Times New Roman" w:cs="Times New Roman"/>
+          <w:sz w:val="24"/>
+          <w:szCs w:val="24"/>
+          <w:lang w:val="en-GB"/>
+        </w:rPr>
+      </w:pPr>
+    </w:p>
+    <w:p>
+      <w:pPr>
+        <w:rPr>
+          <w:rFonts w:ascii="Times New Roman" w:eastAsia="Times New Roman" w:hAnsi="Times New Roman" w:cs="Times New Roman"/>
+          <w:sz w:val="24"/>
+          <w:szCs w:val="24"/>
+          <w:lang w:val="en-GB"/>
+        </w:rPr>
+      </w:pPr>
+    </w:p>
+    <w:p>
+      <w:pPr>
+        <w:rPr>
+          <w:rFonts w:ascii="Times New Roman" w:eastAsia="Times New Roman" w:hAnsi="Times New Roman" w:cs="Times New Roman"/>
+          <w:sz w:val="24"/>
+          <w:szCs w:val="24"/>
+          <w:lang w:val="en-GB"/>
+        </w:rPr>
+      </w:pPr>
+    </w:p>
+    <w:p>
+      <w:pPr>
+        <w:rPr>
+          <w:rFonts w:ascii="Times New Roman" w:eastAsia="Times New Roman" w:hAnsi="Times New Roman" w:cs="Times New Roman"/>
+          <w:sz w:val="24"/>
+          <w:szCs w:val="24"/>
+          <w:lang w:val="en-GB"/>
+        </w:rPr>
+      </w:pPr>
+    </w:p>
+    <w:p>
+      <w:pPr>
+        <w:rPr>
+          <w:rFonts w:ascii="Times New Roman" w:eastAsia="Times New Roman" w:hAnsi="Times New Roman" w:cs="Times New Roman"/>
+          <w:sz w:val="24"/>
+          <w:szCs w:val="24"/>
+          <w:lang w:val="en-GB"/>
+        </w:rPr>
+      </w:pPr>
+      <w:r>
+        <w:rPr>
+          <w:rFonts w:ascii="Times New Roman" w:eastAsia="Times New Roman" w:hAnsi="Times New Roman" w:cs="Times New Roman"/>
+          <w:sz w:val="24"/>
+          <w:szCs w:val="24"/>
+          <w:lang w:val="en-GB"/>
+        </w:rPr>
+        <w:lastRenderedPageBreak/>
+        <w:drawing>
+          <wp:inline distT="0" distB="0" distL="0" distR="0" wp14:anchorId="65E213A9" wp14:editId="39F5C4E3">
+            <wp:extent cx="5349240" cy="2992755"/>
+            <wp:effectExtent l="0" t="0" r="3810" b="0"/>
+            <wp:docPr id="1291239414" name="Picture 1"/>
+            <wp:cNvGraphicFramePr>
+              <a:graphicFrameLocks xmlns:a="http://schemas.openxmlformats.org/drawingml/2006/main" noChangeAspect="1"/>
+            </wp:cNvGraphicFramePr>
+            <a:graphic xmlns:a="http://schemas.openxmlformats.org/drawingml/2006/main">
+              <a:graphicData uri="http://schemas.openxmlformats.org/drawingml/2006/picture">
+                <pic:pic xmlns:pic="http://schemas.openxmlformats.org/drawingml/2006/picture">
+                  <pic:nvPicPr>
+                    <pic:cNvPr id="1291239414" name=""/>
+                    <pic:cNvPicPr/>
+                  </pic:nvPicPr>
+                  <pic:blipFill>
+                    <a:blip r:embed="rId24"/>
+                    <a:stretch>
+                      <a:fillRect/>
+                    </a:stretch>
+                  </pic:blipFill>
+                  <pic:spPr>
+                    <a:xfrm>
+                      <a:off x="0" y="0"/>
+                      <a:ext cx="5349240" cy="2992755"/>
+                    </a:xfrm>
+                    <a:prstGeom prst="rect">
+                      <a:avLst/>
+                    </a:prstGeom>
+                  </pic:spPr>
+                </pic:pic>
+              </a:graphicData>
+            </a:graphic>
+          </wp:inline>
+        </w:drawing>
+      </w:r>
+    </w:p>
+    <w:p>
+      <w:pPr>
+        <w:rPr>
+          <w:rFonts w:ascii="Times New Roman" w:eastAsia="Times New Roman" w:hAnsi="Times New Roman" w:cs="Times New Roman"/>
+          <w:sz w:val="24"/>
+          <w:szCs w:val="24"/>
+          <w:lang w:val="en-GB"/>
+        </w:rPr>
+      </w:pPr>
+      <w:r>
+        <w:rPr>
+          <w:rFonts w:ascii="Times New Roman" w:eastAsia="Times New Roman" w:hAnsi="Times New Roman" w:cs="Times New Roman"/>
+          <w:sz w:val="24"/>
+          <w:szCs w:val="24"/>
+          <w:lang w:val="en-GB"/>
+        </w:rPr>
+        <w:t>Switch-To-Router Connection</w:t>
+      </w:r>
+      <w:r>
+        <w:rPr>
+          <w:rFonts w:ascii="Times New Roman" w:eastAsia="Times New Roman" w:hAnsi="Times New Roman" w:cs="Times New Roman"/>
+          <w:sz w:val="24"/>
+          <w:szCs w:val="24"/>
+          <w:lang w:val="en-GB"/>
+        </w:rPr>
+        <w:t>s</w:t>
+      </w:r>
+      <w:r>
+        <w:rPr>
+          <w:rFonts w:ascii="Times New Roman" w:eastAsia="Times New Roman" w:hAnsi="Times New Roman" w:cs="Times New Roman"/>
+          <w:sz w:val="24"/>
+          <w:szCs w:val="24"/>
+          <w:lang w:val="en-GB"/>
+        </w:rPr>
+        <w:t xml:space="preserve">: I used copper straight-through cables </w:t>
+      </w:r>
+      <w:r>
+        <w:rPr>
+          <w:rFonts w:ascii="Times New Roman" w:eastAsia="Times New Roman" w:hAnsi="Times New Roman" w:cs="Times New Roman"/>
+          <w:sz w:val="24"/>
+          <w:szCs w:val="24"/>
+          <w:lang w:val="en-GB"/>
+        </w:rPr>
+        <w:t>to connect the FastEthernet ports on the switches to the router is FastEthernet interfaces for local LAN routing.</w:t>
+      </w:r>
+    </w:p>
+    <w:p>
+      <w:pPr>
+        <w:rPr>
+          <w:rFonts w:ascii="Times New Roman" w:eastAsia="Times New Roman" w:hAnsi="Times New Roman" w:cs="Times New Roman"/>
+          <w:sz w:val="24"/>
+          <w:szCs w:val="24"/>
+          <w:lang w:val="en-GB"/>
+        </w:rPr>
+      </w:pPr>
+      <w:r>
+        <w:rPr>
+          <w:rFonts w:ascii="Times New Roman" w:eastAsia="Times New Roman" w:hAnsi="Times New Roman" w:cs="Times New Roman"/>
+          <w:sz w:val="24"/>
+          <w:szCs w:val="24"/>
+          <w:lang w:val="en-GB"/>
+        </w:rPr>
+        <w:t>Router-To-Router Connection: I used a serial DCE cable (the red connection line between campuses) to link router 1 and router 0, establishing the main WAN link between the Main campus and the Branch campus</w:t>
+      </w:r>
+    </w:p>
+    <w:p>
+      <w:pPr>
+        <w:rPr>
+          <w:rFonts w:ascii="Times New Roman" w:eastAsia="Times New Roman" w:hAnsi="Times New Roman" w:cs="Times New Roman"/>
+          <w:sz w:val="24"/>
+          <w:szCs w:val="24"/>
+          <w:lang w:val="en-GB"/>
+        </w:rPr>
+      </w:pPr>
+    </w:p>
+    <w:p>
+      <w:pPr>
+        <w:rPr>
+          <w:rFonts w:ascii="Times New Roman" w:eastAsia="Times New Roman" w:hAnsi="Times New Roman" w:cs="Times New Roman"/>
+          <w:sz w:val="24"/>
+          <w:szCs w:val="24"/>
+          <w:lang w:val="en-GB"/>
+        </w:rPr>
+      </w:pPr>
+    </w:p>
+    <w:p>
+      <w:pPr>
+        <w:rPr>
+          <w:rFonts w:ascii="Times New Roman" w:eastAsia="Times New Roman" w:hAnsi="Times New Roman" w:cs="Times New Roman"/>
+          <w:sz w:val="24"/>
+          <w:szCs w:val="24"/>
+          <w:lang w:val="en-GB"/>
+        </w:rPr>
+      </w:pPr>
+    </w:p>
+    <w:p>
+      <w:pPr>
+        <w:rPr>
+          <w:rFonts w:ascii="Times New Roman" w:eastAsia="Times New Roman" w:hAnsi="Times New Roman" w:cs="Times New Roman"/>
+          <w:sz w:val="24"/>
+          <w:szCs w:val="24"/>
+          <w:lang w:val="en-GB"/>
+        </w:rPr>
+      </w:pPr>
+    </w:p>
+    <w:p>
+      <w:pPr>
+        <w:rPr>
+          <w:rFonts w:ascii="Times New Roman" w:eastAsia="Times New Roman" w:hAnsi="Times New Roman" w:cs="Times New Roman"/>
+          <w:sz w:val="24"/>
+          <w:szCs w:val="24"/>
+          <w:lang w:val="en-GB"/>
+        </w:rPr>
+      </w:pPr>
+    </w:p>
+    <w:p>
+      <w:pPr>
+        <w:rPr>
+          <w:rFonts w:ascii="Times New Roman" w:eastAsia="Times New Roman" w:hAnsi="Times New Roman" w:cs="Times New Roman"/>
+          <w:sz w:val="24"/>
+          <w:szCs w:val="24"/>
+          <w:lang w:val="en-GB"/>
+        </w:rPr>
+      </w:pPr>
+    </w:p>
+    <w:p>
+      <w:pPr>
+        <w:rPr>
+          <w:rFonts w:ascii="Times New Roman" w:eastAsia="Times New Roman" w:hAnsi="Times New Roman" w:cs="Times New Roman"/>
+          <w:sz w:val="24"/>
+          <w:szCs w:val="24"/>
+          <w:lang w:val="en-GB"/>
+        </w:rPr>
+      </w:pPr>
+      <w:r>
+        <w:rPr>
+          <w:rFonts w:ascii="Times New Roman" w:eastAsia="Times New Roman" w:hAnsi="Times New Roman" w:cs="Times New Roman"/>
+          <w:sz w:val="24"/>
+          <w:szCs w:val="24"/>
+          <w:lang w:val="en-GB"/>
+        </w:rPr>
+        <w:lastRenderedPageBreak/>
+        <w:drawing>
+          <wp:inline distT="0" distB="0" distL="0" distR="0" wp14:anchorId="19E10629" wp14:editId="330072CA">
+            <wp:extent cx="5349240" cy="3013075"/>
+            <wp:effectExtent l="0" t="0" r="3810" b="0"/>
+            <wp:docPr id="83779696" name="Picture 1"/>
+            <wp:cNvGraphicFramePr>
+              <a:graphicFrameLocks xmlns:a="http://schemas.openxmlformats.org/drawingml/2006/main" noChangeAspect="1"/>
+            </wp:cNvGraphicFramePr>
+            <a:graphic xmlns:a="http://schemas.openxmlformats.org/drawingml/2006/main">
+              <a:graphicData uri="http://schemas.openxmlformats.org/drawingml/2006/picture">
+                <pic:pic xmlns:pic="http://schemas.openxmlformats.org/drawingml/2006/picture">
+                  <pic:nvPicPr>
+                    <pic:cNvPr id="83779696" name=""/>
+                    <pic:cNvPicPr/>
+                  </pic:nvPicPr>
+                  <pic:blipFill>
+                    <a:blip r:embed="rId25"/>
+                    <a:stretch>
+                      <a:fillRect/>
+                    </a:stretch>
+                  </pic:blipFill>
+                  <pic:spPr>
+                    <a:xfrm>
+                      <a:off x="0" y="0"/>
+                      <a:ext cx="5349240" cy="3013075"/>
+                    </a:xfrm>
+                    <a:prstGeom prst="rect">
+                      <a:avLst/>
+                    </a:prstGeom>
+                  </pic:spPr>
+                </pic:pic>
+              </a:graphicData>
+            </a:graphic>
+          </wp:inline>
+        </w:drawing>
+      </w:r>
+      <w:r>
+        <w:rPr>
+          <w:rFonts w:ascii="Times New Roman" w:eastAsia="Times New Roman" w:hAnsi="Times New Roman" w:cs="Times New Roman"/>
+          <w:sz w:val="24"/>
+          <w:szCs w:val="24"/>
+          <w:lang w:val="en-GB"/>
+        </w:rPr>
+        <w:t xml:space="preserve"> </w:t>
+      </w:r>
+    </w:p>
+    <w:p>
+      <w:pPr>
+        <w:rPr>
+          <w:rFonts w:ascii="Times New Roman" w:eastAsia="Times New Roman" w:hAnsi="Times New Roman" w:cs="Times New Roman"/>
+          <w:sz w:val="24"/>
+          <w:szCs w:val="24"/>
+          <w:lang w:val="en-GB"/>
+        </w:rPr>
+      </w:pPr>
+      <w:r>
+        <w:rPr>
+          <w:rFonts w:ascii="Times New Roman" w:eastAsia="Times New Roman" w:hAnsi="Times New Roman" w:cs="Times New Roman"/>
+          <w:sz w:val="24"/>
+          <w:szCs w:val="24"/>
+          <w:lang w:val="en-GB"/>
+        </w:rPr>
+        <w:t>Showing the port numbers used for the connections</w:t>
+      </w:r>
+    </w:p>
+    <w:p>
+      <w:pPr>
+        <w:rPr>
+          <w:rFonts w:ascii="Times New Roman" w:eastAsia="Times New Roman" w:hAnsi="Times New Roman" w:cs="Times New Roman"/>
+          <w:sz w:val="24"/>
+          <w:szCs w:val="24"/>
+          <w:lang w:val="en-GB"/>
+        </w:rPr>
+      </w:pPr>
+    </w:p>
+    <w:p>
+      <w:pPr>
+        <w:rPr>
+          <w:rFonts w:ascii="Times New Roman" w:eastAsia="Times New Roman" w:hAnsi="Times New Roman" w:cs="Times New Roman"/>
+          <w:sz w:val="24"/>
+          <w:szCs w:val="24"/>
+          <w:lang w:val="en-GB"/>
+        </w:rPr>
+      </w:pPr>
+    </w:p>
+    <w:p>
+      <w:pPr>
+        <w:rPr>
+          <w:rFonts w:ascii="Times New Roman" w:eastAsia="Times New Roman" w:hAnsi="Times New Roman" w:cs="Times New Roman"/>
+          <w:sz w:val="24"/>
+          <w:szCs w:val="24"/>
+          <w:lang w:val="en-GB"/>
+        </w:rPr>
+      </w:pPr>
+      <w:r>
+        <w:rPr>
+          <w:rFonts w:ascii="Times New Roman" w:eastAsia="Times New Roman" w:hAnsi="Times New Roman" w:cs="Times New Roman"/>
+          <w:sz w:val="24"/>
+          <w:szCs w:val="24"/>
+          <w:lang w:val="en-GB"/>
+        </w:rPr>
+        <w:t>One problem encountered:</w:t>
+      </w:r>
+    </w:p>
+    <w:p>
+      <w:pPr>
+        <w:rPr>
+          <w:rFonts w:ascii="Times New Roman" w:eastAsia="Times New Roman" w:hAnsi="Times New Roman" w:cs="Times New Roman"/>
+          <w:sz w:val="24"/>
+          <w:szCs w:val="24"/>
+          <w:lang w:val="en-GB"/>
+        </w:rPr>
+      </w:pPr>
+      <w:r>
+        <w:rPr>
+          <w:rFonts w:ascii="Times New Roman" w:eastAsia="Times New Roman" w:hAnsi="Times New Roman" w:cs="Times New Roman"/>
+          <w:sz w:val="24"/>
+          <w:szCs w:val="24"/>
+          <w:lang w:val="en-GB"/>
+        </w:rPr>
+        <w:t>Problem: the serial WAN link between router0 and router1 was down because serial ports were missing and unconfigured.</w:t>
+      </w:r>
+    </w:p>
+    <w:p>
+      <w:pPr>
+        <w:rPr>
+          <w:rFonts w:ascii="Times New Roman" w:eastAsia="Times New Roman" w:hAnsi="Times New Roman" w:cs="Times New Roman"/>
+          <w:sz w:val="24"/>
+          <w:szCs w:val="24"/>
+          <w:lang w:val="en-GB"/>
+        </w:rPr>
+      </w:pPr>
+      <w:r>
+        <w:rPr>
+          <w:rFonts w:ascii="Times New Roman" w:eastAsia="Times New Roman" w:hAnsi="Times New Roman" w:cs="Times New Roman"/>
+          <w:sz w:val="24"/>
+          <w:szCs w:val="24"/>
+          <w:lang w:val="en-GB"/>
+        </w:rPr>
+        <w:t>Solution</w:t>
+      </w:r>
+      <w:r>
+        <w:rPr>
+          <w:rFonts w:ascii="Times New Roman" w:eastAsia="Times New Roman" w:hAnsi="Times New Roman" w:cs="Times New Roman"/>
+          <w:sz w:val="24"/>
+          <w:szCs w:val="24"/>
+          <w:lang w:val="en-GB"/>
+        </w:rPr>
+        <w:t xml:space="preserve">: </w:t>
+      </w:r>
+      <w:r>
+        <w:rPr>
+          <w:rFonts w:ascii="Times New Roman" w:eastAsia="Times New Roman" w:hAnsi="Times New Roman" w:cs="Times New Roman"/>
+          <w:sz w:val="24"/>
+          <w:szCs w:val="24"/>
+          <w:lang w:val="en-GB"/>
+        </w:rPr>
+        <w:t>I powered off both routers installed the WIC-IT modules, set the clock rate 64000 on the DCE interface, and run om shutdown to bring the link up</w:t>
+      </w:r>
     </w:p>
     <w:sectPr>
-      <w:headerReference w:type="default" r:id="rId23"/>
-      <w:footerReference w:type="even" r:id="rId24"/>
-      <w:footerReference w:type="default" r:id="rId25"/>
-      <w:footerReference w:type="first" r:id="rId26"/>
+      <w:headerReference w:type="default" r:id="rId26"/>
+      <w:footerReference w:type="even" r:id="rId27"/>
+      <w:footerReference w:type="default" r:id="rId28"/>
+      <w:footerReference w:type="first" r:id="rId29"/>
       <w:pgSz w:w="12240" w:h="15840" w:code="1"/>
       <w:pgMar w:top="1080" w:right="720" w:bottom="2160" w:left="3096" w:header="1080" w:footer="720" w:gutter="0"/>
       <w:pgNumType w:start="1"/>
@@ -13516,6 +14306,7 @@
     <w:rsid w:val="00051231"/>
     <w:rsid w:val="00067425"/>
     <w:rsid w:val="00085FAA"/>
+    <w:rsid w:val="0008609F"/>
     <w:rsid w:val="000E6356"/>
     <w:rsid w:val="000F3543"/>
     <w:rsid w:val="001A632E"/>
@@ -13542,6 +14333,7 @@
     <w:rsid w:val="008A2995"/>
     <w:rsid w:val="008A4AE7"/>
     <w:rsid w:val="00902777"/>
+    <w:rsid w:val="0095435B"/>
     <w:rsid w:val="0096178B"/>
     <w:rsid w:val="00977680"/>
     <w:rsid w:val="00A500D5"/>
@@ -13584,7 +14376,7 @@
   <w:themeFontLang w:val="en-GB" w:eastAsia="ja-JP" w:bidi="ar-SA"/>
   <w:clrSchemeMapping w:bg1="light1" w:t1="dark1" w:bg2="light2" w:t2="dark2" w:accent1="accent1" w:accent2="accent2" w:accent3="accent3" w:accent4="accent4" w:accent5="accent5" w:accent6="accent6" w:hyperlink="hyperlink" w:followedHyperlink="followedHyperlink"/>
   <w:decimalSymbol w:val="."/>
-  <w:listSeparator w:val=","/>
+  <w:listSeparator w:val=";"/>
   <w15:chartTrackingRefBased/>
 </w:settings>
 </file>
@@ -14391,16 +15183,16 @@
 </file>
 
 <file path=customXml/item2.xml><?xml version="1.0" encoding="utf-8"?>
-<b:Sources xmlns:b="http://schemas.openxmlformats.org/officeDocument/2006/bibliography" SelectedStyle="\APA.XSL" StyleName="APA"/>
-</file>
-
-<file path=customXml/item3.xml><?xml version="1.0" encoding="utf-8"?>
 <?mso-contentType ?>
 <FormTemplates xmlns="http://schemas.microsoft.com/sharepoint/v3/contenttype/forms">
   <Display>DocumentLibraryForm</Display>
   <Edit>AssetEditForm</Edit>
   <New>DocumentLibraryForm</New>
 </FormTemplates>
+</file>
+
+<file path=customXml/item3.xml><?xml version="1.0" encoding="utf-8"?>
+<b:Sources xmlns:b="http://schemas.openxmlformats.org/officeDocument/2006/bibliography" SelectedStyle="\APA.XSL" StyleName="APA"/>
 </file>
 
 <file path=customXml/itemProps1.xml><?xml version="1.0" encoding="utf-8"?>
@@ -14412,17 +15204,17 @@
 </file>
 
 <file path=customXml/itemProps2.xml><?xml version="1.0" encoding="utf-8"?>
+<ds:datastoreItem xmlns:ds="http://schemas.openxmlformats.org/officeDocument/2006/customXml" ds:itemID="{E34C63B7-A026-4A37-9535-4FBB4C03A11D}">
+  <ds:schemaRefs>
+    <ds:schemaRef ds:uri="http://schemas.microsoft.com/sharepoint/v3/contenttype/forms"/>
+  </ds:schemaRefs>
+</ds:datastoreItem>
+</file>
+
+<file path=customXml/itemProps3.xml><?xml version="1.0" encoding="utf-8"?>
 <ds:datastoreItem xmlns:ds="http://schemas.openxmlformats.org/officeDocument/2006/customXml" ds:itemID="{355C5113-D031-41DB-A6D8-43CE1A0E6695}">
   <ds:schemaRefs>
     <ds:schemaRef ds:uri="http://schemas.openxmlformats.org/officeDocument/2006/bibliography"/>
   </ds:schemaRefs>
 </ds:datastoreItem>
-</file>
-
-<file path=customXml/itemProps3.xml><?xml version="1.0" encoding="utf-8"?>
-<ds:datastoreItem xmlns:ds="http://schemas.openxmlformats.org/officeDocument/2006/customXml" ds:itemID="{E34C63B7-A026-4A37-9535-4FBB4C03A11D}">
-  <ds:schemaRefs>
-    <ds:schemaRef ds:uri="http://schemas.microsoft.com/sharepoint/v3/contenttype/forms"/>
-  </ds:schemaRefs>
-</ds:datastoreItem>
 </file>